--- a/NOP_BAI_DRIVE/Mau_06_Bien_ban_ban_giao.docx
+++ b/NOP_BAI_DRIVE/Mau_06_Bien_ban_ban_giao.docx
@@ -55,17 +55,17 @@
         <w:rPr>
           <w:b/>
         </w:rPr>
-        <w:t xml:space="preserve">Dự án: </w:t>
+        <w:t xml:space="preserve">Hệ thống: </w:t>
       </w:r>
       <w:r>
-        <w:t>SmartCalc Pro (Máy tính bỏ túi phục vụ kiểm thử phần mềm)</w:t>
+        <w:t>SmartCalc Pro (Web Application &amp; Testing)</w:t>
         <w:br/>
       </w:r>
       <w:r>
         <w:rPr>
           <w:b/>
         </w:rPr>
-        <w:t xml:space="preserve">Repository GitHub: </w:t>
+        <w:t xml:space="preserve">GitHub Repo: </w:t>
       </w:r>
       <w:r>
         <w:t>https://github.com/QUANGPV021/calculator-qa-testing</w:t>
@@ -75,7 +75,7 @@
         <w:rPr>
           <w:b/>
         </w:rPr>
-        <w:t xml:space="preserve">Trang web triển khai (GitHub Pages): </w:t>
+        <w:t xml:space="preserve">Website Live: </w:t>
       </w:r>
       <w:r>
         <w:t>https://quangpv021.github.io/calculator-qa-testing/</w:t>
@@ -97,7 +97,7 @@
     </w:p>
     <w:p>
       <w:r>
-        <w:t>Hôm nay, ngày 21/10/2026, sinh viên bàn giao sản phẩm dự án kiểm thử phần mềm cho Giảng viên hướng dẫn học phần CSE3066.</w:t>
+        <w:t>Hôm nay, ngày 28/10/2026, sinh viên bàn giao sản phẩm dự án và hồ sơ tài liệu kiểm thử cho Giảng viên hướng dẫn môn học CSE3066.</w:t>
       </w:r>
     </w:p>
     <w:p>
@@ -110,17 +110,17 @@
     </w:p>
     <w:p>
       <w:r>
-        <w:t>1. Mã nguồn ứng dụng Web: https://github.com/QUANGPV021/calculator-qa-testing</w:t>
+        <w:t>1. Mã nguồn sản phẩm Web App: https://github.com/QUANGPV021/calculator-qa-testing</w:t>
         <w:br/>
-        <w:t>2. Trang web thực thi trực tuyến: https://quangpv021.github.io/calculator-qa-testing/</w:t>
+        <w:t>2. Website thực thi trực tuyến: https://quangpv021.github.io/calculator-qa-testing/</w:t>
         <w:br/>
-        <w:t>3. File Mau_01_Tai_lieu_API.docx: Đặc tả hàm và cấu trúc.</w:t>
+        <w:t>3. File Mau_01_Tai_lieu_API.docx: Đặc tả hàm và chức năng hệ thống.</w:t>
         <w:br/>
-        <w:t>4. File Mau_02_Bug_Manifest.xlsx: Danh mục 15 lỗi (10 trong đặc tả, 5 ngoài đặc tả).</w:t>
+        <w:t>4. File Mau_02_Bug_Manifest.xlsx: Bảng danh mục 16 lỗi cài sẵn (5 Functional, 3 Visual, 3 Content, 2 Performance, 3 Crash; 10 trong đặc tả, 6 ngoài đặc tả).</w:t>
         <w:br/>
-        <w:t>5. File Mau_03_Bo_bieu_mau_Kiem_thu.xlsx: 20 Test Cases chi tiết.</w:t>
+        <w:t>5. File Mau_03_Bo_bieu_mau_Kiem_thu.xlsx: Bộ biểu mẫu gồm 20 Test Cases và tab Bug_Report chi tiết.</w:t>
         <w:br/>
-        <w:t>6. File Mau_04_Test_Plan.docx: Kế hoạch kiểm thử hoàn chỉnh.</w:t>
+        <w:t>6. File Mau_04_Test_Plan.docx: Kế hoạch kiểm thử hoàn chỉnh theo chuẩn IEEE 829.</w:t>
         <w:br/>
         <w:t>7. File Mau_05_Test_Summary_Report.docx: Báo cáo tổng kết kiểm thử.</w:t>
       </w:r>
